--- a/output/docx/en/BUFR_TableD_en_00.docx
+++ b/output/docx/en/BUFR_TableD_en_00.docx
@@ -2979,7 +2979,7 @@
           <w:i/>
           <w:sz w:val="14"/>
         </w:rPr>
-        <w:t>Note 32: It could be argued that, as only additions are possible, only complete lines should be allowed; but it is conceivable that local areas will require changes as well as additions, so it is better and in any case clearer to provide descriptions for all the fields.</w:t>
+        <w:t>Note D32: It could be argued that, as only additions are possible, only complete lines should be allowed; but it is conceivable that local areas will require changes as well as additions, so it is better and in any case clearer to provide descriptions for all the fields.</w:t>
       </w:r>
     </w:p>
     <w:p>
@@ -2989,7 +2989,7 @@
           <w:i/>
           <w:sz w:val="14"/>
         </w:rPr>
-        <w:t>Note 33: It is better to use different Class 00 descriptors for the defining and defined elements, in the same way as different descriptors correspond to pressure considered as a coordinate and pressure measured at a given point; otherwise special rules would be needed to interpret such message. Entries 0 00 010 to 0 00 012 define F, X and Y for Tables B and D; entry 0 00 030 is a descriptor used as data and provides the F, X and Y values defining a sequence for Table D entries.</w:t>
+        <w:t>Note D33: It is better to use different Class 00 descriptors for the defining and defined elements, in the same way as different descriptors correspond to pressure considered as a coordinate and pressure measured at a given point; otherwise special rules would be needed to interpret such message. Entries 0 00 010 to 0 00 012 define F, X and Y for Tables B and D; entry 0 00 030 is a descriptor used as data and provides the F, X and Y values defining a sequence for Table D entries.</w:t>
       </w:r>
     </w:p>
     <w:p>
@@ -2999,7 +2999,7 @@
           <w:i/>
           <w:sz w:val="14"/>
         </w:rPr>
-        <w:t>Note 63: These entries include the facility to update the Table A code figure and data description.</w:t>
+        <w:t>Note D63: These entries include the facility to update the Table A code figure and data description.</w:t>
       </w:r>
     </w:p>
     <w:sectPr>
